--- a/Tool/201901968_송준석_졸업논문_1차제출.docx
+++ b/Tool/201901968_송준석_졸업논문_1차제출.docx
@@ -5182,7 +5182,6 @@
         <w:ind w:left="510" w:right="400" w:firstLine="510"/>
         <w:jc w:val="center"/>
         <w:rPr>
-          <w:rFonts w:hint="eastAsia"/>
           <w:color w:val="000000"/>
         </w:rPr>
       </w:pPr>
@@ -7210,7 +7209,6 @@
         <w:spacing w:after="240" w:line="228" w:lineRule="auto"/>
         <w:ind w:right="400"/>
         <w:rPr>
-          <w:rFonts w:hint="eastAsia"/>
           <w:color w:val="000000"/>
         </w:rPr>
       </w:pPr>
@@ -15588,7 +15586,6 @@
         <w:spacing w:after="240" w:line="228" w:lineRule="auto"/>
         <w:ind w:right="400"/>
         <w:rPr>
-          <w:rFonts w:hint="eastAsia"/>
           <w:color w:val="000000"/>
         </w:rPr>
       </w:pPr>
@@ -16366,7 +16363,6 @@
         <w:spacing w:after="240" w:line="228" w:lineRule="auto"/>
         <w:ind w:leftChars="0" w:right="400"/>
         <w:rPr>
-          <w:rFonts w:hint="eastAsia"/>
           <w:color w:val="000000"/>
         </w:rPr>
       </w:pPr>
@@ -17456,7 +17452,6 @@
         <w:ind w:right="400"/>
         <w:jc w:val="center"/>
         <w:rPr>
-          <w:rFonts w:hint="eastAsia"/>
           <w:b/>
           <w:bCs/>
           <w:color w:val="000000"/>
@@ -17824,7 +17819,6 @@
         <w:spacing w:after="240" w:line="228" w:lineRule="auto"/>
         <w:ind w:right="400"/>
         <w:rPr>
-          <w:rFonts w:hint="eastAsia"/>
           <w:color w:val="000000"/>
         </w:rPr>
       </w:pPr>
@@ -18064,17 +18058,8 @@
           <w:rFonts w:hint="eastAsia"/>
           <w:color w:val="000000"/>
         </w:rPr>
-        <w:t xml:space="preserve">, </w:t>
-      </w:r>
-      <w:proofErr w:type="spellStart"/>
-      <w:r>
-        <w:rPr>
-          <w:rFonts w:hint="eastAsia"/>
-          <w:color w:val="000000"/>
-        </w:rPr>
-        <w:t>Attack_Queue</w:t>
-      </w:r>
-      <w:proofErr w:type="spellEnd"/>
+        <w:t>, Attack_Queue</w:t>
+      </w:r>
       <w:r>
         <w:rPr>
           <w:rFonts w:hint="eastAsia"/>
@@ -20515,7 +20500,6 @@
         <w:ind w:rightChars="200" w:right="400"/>
         <w:jc w:val="center"/>
         <w:rPr>
-          <w:rFonts w:hint="eastAsia"/>
           <w:color w:val="000000"/>
         </w:rPr>
       </w:pPr>
@@ -20554,7 +20538,6 @@
         <w:ind w:right="400" w:firstLine="720"/>
         <w:jc w:val="left"/>
         <w:rPr>
-          <w:rFonts w:hint="eastAsia"/>
           <w:color w:val="000000"/>
         </w:rPr>
       </w:pPr>
@@ -21563,7 +21546,6 @@
         <w:ind w:right="400" w:firstLine="720"/>
         <w:jc w:val="left"/>
         <w:rPr>
-          <w:rFonts w:hint="eastAsia"/>
           <w:color w:val="000000"/>
         </w:rPr>
       </w:pPr>
@@ -21970,7 +21952,6 @@
         <w:spacing w:after="240" w:line="228" w:lineRule="auto"/>
         <w:ind w:leftChars="0" w:right="400"/>
         <w:rPr>
-          <w:rFonts w:hint="eastAsia"/>
           <w:color w:val="000000"/>
         </w:rPr>
       </w:pPr>
@@ -22010,7 +21991,6 @@
         <w:ind w:right="400" w:firstLine="720"/>
         <w:jc w:val="left"/>
         <w:rPr>
-          <w:rFonts w:hint="eastAsia"/>
           <w:color w:val="000000"/>
         </w:rPr>
       </w:pPr>
@@ -24674,7 +24654,6 @@
         <w:ind w:rightChars="200" w:right="400" w:firstLine="720"/>
         <w:jc w:val="left"/>
         <w:rPr>
-          <w:rFonts w:hint="eastAsia"/>
           <w:color w:val="000000"/>
         </w:rPr>
       </w:pPr>
@@ -25114,7 +25093,6 @@
         <w:ind w:rightChars="200" w:right="400"/>
         <w:jc w:val="center"/>
         <w:rPr>
-          <w:rFonts w:hint="eastAsia"/>
           <w:color w:val="000000"/>
         </w:rPr>
       </w:pPr>
@@ -26276,12 +26254,14 @@
         </w:rPr>
         <w:t>()</w:t>
       </w:r>
+      <w:proofErr w:type="spellStart"/>
       <w:r>
         <w:rPr>
           <w:color w:val="000000"/>
         </w:rPr>
         <w:t>를</w:t>
       </w:r>
+      <w:proofErr w:type="spellEnd"/>
       <w:r>
         <w:rPr>
           <w:color w:val="000000"/>
@@ -29572,7 +29552,6 @@
         <w:ind w:rightChars="200" w:right="400"/>
         <w:jc w:val="left"/>
         <w:rPr>
-          <w:rFonts w:hint="eastAsia"/>
           <w:color w:val="000000"/>
         </w:rPr>
       </w:pPr>
@@ -29632,7 +29611,6 @@
         <w:ind w:rightChars="200" w:right="400" w:firstLine="720"/>
         <w:jc w:val="left"/>
         <w:rPr>
-          <w:rFonts w:hint="eastAsia"/>
           <w:color w:val="000000"/>
         </w:rPr>
       </w:pPr>
@@ -32438,13 +32416,7 @@
         <w:t>.</w:t>
       </w:r>
     </w:p>
-    <w:p>
-      <w:pPr>
-        <w:rPr>
-          <w:rFonts w:hint="eastAsia"/>
-        </w:rPr>
-      </w:pPr>
-    </w:p>
+    <w:p/>
     <w:p>
       <w:pPr>
         <w:pBdr>
@@ -38947,6 +38919,7 @@
   <w:style w:type="character" w:default="1" w:styleId="a0">
     <w:name w:val="Default Paragraph Font"/>
     <w:uiPriority w:val="1"/>
+    <w:semiHidden/>
     <w:unhideWhenUsed/>
   </w:style>
   <w:style w:type="table" w:default="1" w:styleId="a1">
